--- a/工作区/同步-数学选必1复合修复-0903/子步7/mirror/人教B版选必1 第1章 空间向量与立体几何·衔接件（29题）.docx
+++ b/工作区/同步-数学选必1复合修复-0903/子步7/mirror/人教B版选必1 第1章 空间向量与立体几何·衔接件（29题）.docx
@@ -33644,7 +33644,7 @@
         <w:sz w:val="18"/>
         <w:szCs w:val="18"/>
       </w:rPr>
-      <w:t xml:space="preserve">（共16页）·本1/共6本</w:t>
+      <w:t xml:space="preserve">（共14页）·本1/共6本</w:t>
     </w:r>
     <w:r>
       <w:rPr>
@@ -33799,7 +33799,7 @@
         <w:sz w:val="18"/>
         <w:szCs w:val="18"/>
       </w:rPr>
-      <w:t xml:space="preserve">（共16页）·本1/共6本</w:t>
+      <w:t xml:space="preserve">（共14页）·本1/共6本</w:t>
     </w:r>
     <w:r>
       <w:rPr>
